--- a/src/src/main/webapp/portal/asset/arrivedOutStock/docTemplate/in_stocked_template.docx
+++ b/src/src/main/webapp/portal/asset/arrivedOutStock/docTemplate/in_stocked_template.docx
@@ -255,7 +255,6 @@
         </w:rPr>
         <w:t>单号：{{</w:t>
       </w:r>
-      <w:proofErr w:type="spellStart"/>
       <w:r>
         <w:rPr>
           <w:rFonts w:ascii="微软雅黑" w:eastAsia="微软雅黑" w:hAnsi="微软雅黑" w:hint="eastAsia"/>
@@ -270,21 +269,12 @@
           <w:sz w:val="28"/>
           <w:szCs w:val="28"/>
         </w:rPr>
-        <w:t>o</w:t>
-      </w:r>
-      <w:proofErr w:type="spellEnd"/>
-      <w:r>
-        <w:rPr>
-          <w:rFonts w:ascii="微软雅黑" w:eastAsia="微软雅黑" w:hAnsi="微软雅黑" w:hint="eastAsia"/>
-          <w:sz w:val="28"/>
-          <w:szCs w:val="28"/>
-        </w:rPr>
-        <w:t>}}</w:t>
+        <w:t>o}}</w:t>
       </w:r>
     </w:p>
     <w:tbl>
       <w:tblPr>
-        <w:tblW w:w="15224" w:type="dxa"/>
+        <w:tblW w:w="0" w:type="auto"/>
         <w:tblBorders>
           <w:top w:val="single" w:sz="4" w:space="0" w:color="auto"/>
           <w:left w:val="single" w:sz="4" w:space="0" w:color="auto"/>
@@ -297,21 +287,20 @@
         <w:tblLook w:val="04A0" w:firstRow="1" w:lastRow="0" w:firstColumn="1" w:lastColumn="0" w:noHBand="0" w:noVBand="1"/>
       </w:tblPr>
       <w:tblGrid>
-        <w:gridCol w:w="1852"/>
-        <w:gridCol w:w="2821"/>
+        <w:gridCol w:w="1980"/>
+        <w:gridCol w:w="4536"/>
         <w:gridCol w:w="2126"/>
-        <w:gridCol w:w="1701"/>
-        <w:gridCol w:w="1970"/>
-        <w:gridCol w:w="2283"/>
-        <w:gridCol w:w="2471"/>
+        <w:gridCol w:w="1276"/>
+        <w:gridCol w:w="2410"/>
+        <w:gridCol w:w="2670"/>
       </w:tblGrid>
       <w:tr>
         <w:trPr>
-          <w:trHeight w:val="569"/>
+          <w:trHeight w:val="567"/>
         </w:trPr>
         <w:tc>
           <w:tcPr>
-            <w:tcW w:w="1852" w:type="dxa"/>
+            <w:tcW w:w="1980" w:type="dxa"/>
             <w:tcBorders>
               <w:top w:val="single" w:sz="4" w:space="0" w:color="auto"/>
               <w:left w:val="single" w:sz="4" w:space="0" w:color="auto"/>
@@ -345,7 +334,7 @@
         </w:tc>
         <w:tc>
           <w:tcPr>
-            <w:tcW w:w="2821" w:type="dxa"/>
+            <w:tcW w:w="4536" w:type="dxa"/>
             <w:tcBorders>
               <w:top w:val="single" w:sz="4" w:space="0" w:color="auto"/>
               <w:left w:val="single" w:sz="4" w:space="0" w:color="auto"/>
@@ -413,38 +402,7 @@
         </w:tc>
         <w:tc>
           <w:tcPr>
-            <w:tcW w:w="1701" w:type="dxa"/>
-            <w:tcBorders>
-              <w:top w:val="single" w:sz="4" w:space="0" w:color="auto"/>
-              <w:left w:val="single" w:sz="4" w:space="0" w:color="auto"/>
-              <w:bottom w:val="single" w:sz="4" w:space="0" w:color="auto"/>
-              <w:right w:val="single" w:sz="4" w:space="0" w:color="auto"/>
-            </w:tcBorders>
-          </w:tcPr>
-          <w:p>
-            <w:pPr>
-              <w:jc w:val="center"/>
-              <w:rPr>
-                <w:rFonts w:ascii="Calibri" w:eastAsia="DengXian" w:hAnsi="Calibri"/>
-                <w:b/>
-                <w:sz w:val="28"/>
-                <w:szCs w:val="28"/>
-              </w:rPr>
-            </w:pPr>
-            <w:r>
-              <w:rPr>
-                <w:rFonts w:ascii="Calibri" w:eastAsia="DengXian" w:hAnsi="Calibri" w:hint="eastAsia"/>
-                <w:b/>
-                <w:sz w:val="28"/>
-                <w:szCs w:val="28"/>
-              </w:rPr>
-              <w:t>单位</w:t>
-            </w:r>
-          </w:p>
-        </w:tc>
-        <w:tc>
-          <w:tcPr>
-            <w:tcW w:w="1970" w:type="dxa"/>
+            <w:tcW w:w="1276" w:type="dxa"/>
             <w:tcBorders>
               <w:top w:val="single" w:sz="4" w:space="0" w:color="auto"/>
               <w:left w:val="single" w:sz="4" w:space="0" w:color="auto"/>
@@ -478,7 +436,7 @@
         </w:tc>
         <w:tc>
           <w:tcPr>
-            <w:tcW w:w="2283" w:type="dxa"/>
+            <w:tcW w:w="2410" w:type="dxa"/>
             <w:tcBorders>
               <w:top w:val="single" w:sz="4" w:space="0" w:color="auto"/>
               <w:left w:val="single" w:sz="4" w:space="0" w:color="auto"/>
@@ -512,7 +470,7 @@
         </w:tc>
         <w:tc>
           <w:tcPr>
-            <w:tcW w:w="2471" w:type="dxa"/>
+            <w:tcW w:w="2670" w:type="dxa"/>
             <w:tcBorders>
               <w:top w:val="single" w:sz="4" w:space="0" w:color="auto"/>
               <w:left w:val="single" w:sz="4" w:space="0" w:color="auto"/>
@@ -547,30 +505,32 @@
       </w:tr>
       <w:tr>
         <w:trPr>
-          <w:trHeight w:val="569"/>
+          <w:trHeight w:val="567"/>
         </w:trPr>
         <w:tc>
           <w:tcPr>
-            <w:tcW w:w="15224" w:type="dxa"/>
-            <w:gridSpan w:val="7"/>
+            <w:tcW w:w="14998" w:type="dxa"/>
+            <w:gridSpan w:val="6"/>
             <w:tcBorders>
               <w:top w:val="single" w:sz="4" w:space="0" w:color="auto"/>
               <w:left w:val="single" w:sz="4" w:space="0" w:color="auto"/>
               <w:bottom w:val="single" w:sz="4" w:space="0" w:color="auto"/>
               <w:right w:val="single" w:sz="4" w:space="0" w:color="auto"/>
             </w:tcBorders>
+            <w:shd w:val="clear" w:color="auto" w:fill="auto"/>
             <w:vAlign w:val="center"/>
+            <w:hideMark/>
           </w:tcPr>
           <w:p>
             <w:pPr>
               <w:rPr>
-                <w:rFonts w:ascii="DengXian" w:eastAsia="DengXian" w:hAnsi="DengXian"/>
+                <w:rFonts w:ascii="Calibri" w:eastAsia="DengXian" w:hAnsi="Calibri"/>
                 <w:sz w:val="24"/>
               </w:rPr>
             </w:pPr>
             <w:r>
               <w:rPr>
-                <w:rFonts w:ascii="DengXian" w:eastAsia="DengXian" w:hAnsi="DengXian" w:hint="eastAsia"/>
+                <w:rFonts w:ascii="Calibri" w:eastAsia="DengXian" w:hAnsi="Calibri"/>
                 <w:sz w:val="24"/>
               </w:rPr>
               <w:t>{{list}}</w:t>
@@ -580,12 +540,12 @@
       </w:tr>
       <w:tr>
         <w:trPr>
-          <w:trHeight w:val="569"/>
+          <w:trHeight w:val="567"/>
         </w:trPr>
         <w:tc>
           <w:tcPr>
-            <w:tcW w:w="8500" w:type="dxa"/>
-            <w:gridSpan w:val="4"/>
+            <w:tcW w:w="8642" w:type="dxa"/>
+            <w:gridSpan w:val="3"/>
             <w:tcBorders>
               <w:top w:val="single" w:sz="4" w:space="0" w:color="auto"/>
               <w:left w:val="single" w:sz="4" w:space="0" w:color="auto"/>
@@ -614,7 +574,7 @@
         </w:tc>
         <w:tc>
           <w:tcPr>
-            <w:tcW w:w="1970" w:type="dxa"/>
+            <w:tcW w:w="1276" w:type="dxa"/>
             <w:tcBorders>
               <w:top w:val="single" w:sz="4" w:space="0" w:color="auto"/>
               <w:left w:val="single" w:sz="4" w:space="0" w:color="auto"/>
@@ -628,36 +588,22 @@
             <w:pPr>
               <w:jc w:val="center"/>
               <w:rPr>
-                <w:rFonts w:ascii="DengXian" w:eastAsia="DengXian" w:hAnsi="DengXian"/>
+                <w:rFonts w:ascii="Calibri" w:eastAsia="DengXian" w:hAnsi="Calibri" w:hint="eastAsia"/>
                 <w:sz w:val="24"/>
               </w:rPr>
             </w:pPr>
             <w:r>
               <w:rPr>
-                <w:rFonts w:ascii="DengXian" w:eastAsia="DengXian" w:hAnsi="DengXian"/>
-                <w:sz w:val="24"/>
-              </w:rPr>
-              <w:t>{{</w:t>
-            </w:r>
-            <w:r>
-              <w:rPr>
-                <w:rFonts w:ascii="DengXian" w:eastAsia="DengXian" w:hAnsi="DengXian" w:hint="eastAsia"/>
-                <w:sz w:val="24"/>
-              </w:rPr>
-              <w:t>sum</w:t>
-            </w:r>
-            <w:r>
-              <w:rPr>
-                <w:rFonts w:ascii="DengXian" w:eastAsia="DengXian" w:hAnsi="DengXian"/>
-                <w:sz w:val="24"/>
-              </w:rPr>
-              <w:t>}}</w:t>
+                <w:rFonts w:ascii="Calibri" w:eastAsia="DengXian" w:hAnsi="Calibri" w:hint="eastAsia"/>
+                <w:sz w:val="24"/>
+              </w:rPr>
+              <w:t>{{sum}}</w:t>
             </w:r>
           </w:p>
         </w:tc>
         <w:tc>
           <w:tcPr>
-            <w:tcW w:w="2283" w:type="dxa"/>
+            <w:tcW w:w="2410" w:type="dxa"/>
             <w:tcBorders>
               <w:top w:val="single" w:sz="4" w:space="0" w:color="auto"/>
               <w:left w:val="single" w:sz="4" w:space="0" w:color="auto"/>
@@ -679,7 +625,7 @@
         </w:tc>
         <w:tc>
           <w:tcPr>
-            <w:tcW w:w="2471" w:type="dxa"/>
+            <w:tcW w:w="2670" w:type="dxa"/>
             <w:tcBorders>
               <w:top w:val="single" w:sz="4" w:space="0" w:color="auto"/>
               <w:left w:val="single" w:sz="4" w:space="0" w:color="auto"/>
@@ -693,29 +639,123 @@
             <w:pPr>
               <w:jc w:val="center"/>
               <w:rPr>
-                <w:rFonts w:ascii="DengXian" w:eastAsia="DengXian" w:hAnsi="DengXian"/>
+                <w:rFonts w:ascii="Calibri" w:eastAsia="DengXian" w:hAnsi="Calibri" w:hint="eastAsia"/>
                 <w:sz w:val="24"/>
               </w:rPr>
             </w:pPr>
             <w:r>
               <w:rPr>
-                <w:rFonts w:ascii="DengXian" w:eastAsia="DengXian" w:hAnsi="DengXian"/>
+                <w:rFonts w:ascii="Calibri" w:eastAsia="DengXian" w:hAnsi="Calibri" w:hint="eastAsia"/>
+                <w:sz w:val="24"/>
+              </w:rPr>
+              <w:t>{{sumPrice}}</w:t>
+            </w:r>
+          </w:p>
+        </w:tc>
+      </w:tr>
+      <w:tr>
+        <w:trPr>
+          <w:trHeight w:val="567"/>
+        </w:trPr>
+        <w:tc>
+          <w:tcPr>
+            <w:tcW w:w="14998" w:type="dxa"/>
+            <w:gridSpan w:val="6"/>
+            <w:tcBorders>
+              <w:top w:val="single" w:sz="4" w:space="0" w:color="auto"/>
+              <w:left w:val="single" w:sz="4" w:space="0" w:color="auto"/>
+              <w:bottom w:val="single" w:sz="4" w:space="0" w:color="auto"/>
+              <w:right w:val="single" w:sz="4" w:space="0" w:color="auto"/>
+            </w:tcBorders>
+            <w:shd w:val="clear" w:color="auto" w:fill="auto"/>
+            <w:vAlign w:val="center"/>
+          </w:tcPr>
+          <w:p>
+            <w:pPr>
+              <w:rPr>
+                <w:rFonts w:ascii="Calibri" w:eastAsia="DengXian" w:hAnsi="Calibri"/>
+                <w:sz w:val="24"/>
+              </w:rPr>
+            </w:pPr>
+            <w:r>
+              <w:rPr>
+                <w:rFonts w:ascii="Calibri" w:eastAsia="DengXian" w:hAnsi="Calibri" w:hint="eastAsia"/>
+                <w:sz w:val="24"/>
+              </w:rPr>
+              <w:t>分类统计：</w:t>
+            </w:r>
+            <w:r>
+              <w:rPr>
+                <w:rFonts w:ascii="Calibri" w:eastAsia="DengXian" w:hAnsi="Calibri" w:hint="eastAsia"/>
+                <w:sz w:val="24"/>
+              </w:rPr>
+              <w:t xml:space="preserve">03  </w:t>
+            </w:r>
+            <w:r>
+              <w:rPr>
+                <w:rFonts w:ascii="Calibri" w:eastAsia="DengXian" w:hAnsi="Calibri" w:hint="eastAsia"/>
+                <w:sz w:val="24"/>
+              </w:rPr>
+              <w:t>专用设备</w:t>
+            </w:r>
+            <w:r>
+              <w:rPr>
+                <w:rFonts w:ascii="Calibri" w:eastAsia="DengXian" w:hAnsi="Calibri" w:hint="eastAsia"/>
+                <w:sz w:val="24"/>
+              </w:rPr>
+              <w:t>= {{sumPrice}}</w:t>
+            </w:r>
+          </w:p>
+        </w:tc>
+      </w:tr>
+      <w:tr>
+        <w:trPr>
+          <w:trHeight w:val="567"/>
+        </w:trPr>
+        <w:tc>
+          <w:tcPr>
+            <w:tcW w:w="14998" w:type="dxa"/>
+            <w:gridSpan w:val="6"/>
+            <w:tcBorders>
+              <w:top w:val="single" w:sz="4" w:space="0" w:color="auto"/>
+              <w:left w:val="single" w:sz="4" w:space="0" w:color="auto"/>
+              <w:bottom w:val="single" w:sz="4" w:space="0" w:color="auto"/>
+              <w:right w:val="single" w:sz="4" w:space="0" w:color="auto"/>
+            </w:tcBorders>
+            <w:shd w:val="clear" w:color="auto" w:fill="auto"/>
+            <w:vAlign w:val="center"/>
+          </w:tcPr>
+          <w:p>
+            <w:pPr>
+              <w:rPr>
+                <w:rFonts w:ascii="Calibri" w:eastAsia="DengXian" w:hAnsi="Calibri" w:hint="eastAsia"/>
+                <w:sz w:val="24"/>
+              </w:rPr>
+            </w:pPr>
+            <w:r>
+              <w:rPr>
+                <w:rFonts w:ascii="Calibri" w:eastAsia="DengXian" w:hAnsi="Calibri" w:hint="eastAsia"/>
+                <w:sz w:val="24"/>
+              </w:rPr>
+              <w:t>发票号：</w:t>
+            </w:r>
+            <w:r>
+              <w:rPr>
+                <w:rFonts w:ascii="Calibri" w:eastAsia="DengXian" w:hAnsi="Calibri" w:hint="eastAsia"/>
                 <w:sz w:val="24"/>
               </w:rPr>
               <w:t>{{</w:t>
             </w:r>
-            <w:proofErr w:type="spellStart"/>
             <w:r>
               <w:rPr>
-                <w:rFonts w:ascii="DengXian" w:eastAsia="DengXian" w:hAnsi="DengXian" w:hint="eastAsia"/>
-                <w:sz w:val="24"/>
-              </w:rPr>
-              <w:t>sumPrice</w:t>
+                <w:rFonts w:ascii="Calibri" w:eastAsia="DengXian" w:hAnsi="Calibri"/>
+                <w:sz w:val="24"/>
+              </w:rPr>
+              <w:t>invoiceNum</w:t>
             </w:r>
-            <w:proofErr w:type="spellEnd"/>
             <w:r>
               <w:rPr>
-                <w:rFonts w:ascii="DengXian" w:eastAsia="DengXian" w:hAnsi="DengXian"/>
+                <w:rFonts w:ascii="Calibri" w:eastAsia="DengXian" w:hAnsi="Calibri" w:hint="eastAsia"/>
                 <w:sz w:val="24"/>
               </w:rPr>
               <w:t>}}</w:t>
@@ -725,149 +765,20 @@
       </w:tr>
       <w:tr>
         <w:trPr>
-          <w:trHeight w:val="569"/>
+          <w:trHeight w:val="567"/>
         </w:trPr>
         <w:tc>
           <w:tcPr>
-            <w:tcW w:w="15224" w:type="dxa"/>
-            <w:gridSpan w:val="7"/>
+            <w:tcW w:w="14998" w:type="dxa"/>
+            <w:gridSpan w:val="6"/>
             <w:tcBorders>
               <w:top w:val="single" w:sz="4" w:space="0" w:color="auto"/>
               <w:left w:val="single" w:sz="4" w:space="0" w:color="auto"/>
               <w:bottom w:val="single" w:sz="4" w:space="0" w:color="auto"/>
               <w:right w:val="single" w:sz="4" w:space="0" w:color="auto"/>
             </w:tcBorders>
-          </w:tcPr>
-          <w:p>
-            <w:pPr>
-              <w:rPr>
-                <w:rFonts w:ascii="Calibri" w:eastAsia="DengXian" w:hAnsi="Calibri"/>
-                <w:sz w:val="24"/>
-              </w:rPr>
-            </w:pPr>
-            <w:r>
-              <w:rPr>
-                <w:rFonts w:ascii="Calibri" w:eastAsia="DengXian" w:hAnsi="Calibri" w:hint="eastAsia"/>
-                <w:sz w:val="24"/>
-              </w:rPr>
-              <w:t>分类统计：</w:t>
-            </w:r>
-            <w:r>
-              <w:rPr>
-                <w:rFonts w:ascii="Calibri" w:eastAsia="DengXian" w:hAnsi="Calibri" w:hint="eastAsia"/>
-                <w:sz w:val="24"/>
-              </w:rPr>
-              <w:t xml:space="preserve">03  </w:t>
-            </w:r>
-            <w:r>
-              <w:rPr>
-                <w:rFonts w:ascii="Calibri" w:eastAsia="DengXian" w:hAnsi="Calibri" w:hint="eastAsia"/>
-                <w:sz w:val="24"/>
-              </w:rPr>
-              <w:t>专用设备</w:t>
-            </w:r>
-            <w:r>
-              <w:rPr>
-                <w:rFonts w:ascii="Calibri" w:eastAsia="DengXian" w:hAnsi="Calibri" w:hint="eastAsia"/>
-                <w:sz w:val="24"/>
-              </w:rPr>
-              <w:t xml:space="preserve">= </w:t>
-            </w:r>
-            <w:r>
-              <w:rPr>
-                <w:rFonts w:ascii="Calibri" w:eastAsia="DengXian" w:hAnsi="Calibri"/>
-                <w:sz w:val="24"/>
-              </w:rPr>
-              <w:t>{{</w:t>
-            </w:r>
-            <w:proofErr w:type="spellStart"/>
-            <w:r>
-              <w:rPr>
-                <w:rFonts w:ascii="Calibri" w:eastAsia="DengXian" w:hAnsi="Calibri" w:hint="eastAsia"/>
-                <w:sz w:val="24"/>
-              </w:rPr>
-              <w:t>sumPrice</w:t>
-            </w:r>
-            <w:proofErr w:type="spellEnd"/>
-            <w:r>
-              <w:rPr>
-                <w:rFonts w:ascii="Calibri" w:eastAsia="DengXian" w:hAnsi="Calibri"/>
-                <w:sz w:val="24"/>
-              </w:rPr>
-              <w:t>}}</w:t>
-            </w:r>
-          </w:p>
-        </w:tc>
-      </w:tr>
-      <w:tr>
-        <w:trPr>
-          <w:trHeight w:val="569"/>
-        </w:trPr>
-        <w:tc>
-          <w:tcPr>
-            <w:tcW w:w="15224" w:type="dxa"/>
-            <w:gridSpan w:val="7"/>
-            <w:tcBorders>
-              <w:top w:val="single" w:sz="4" w:space="0" w:color="auto"/>
-              <w:left w:val="single" w:sz="4" w:space="0" w:color="auto"/>
-              <w:bottom w:val="single" w:sz="4" w:space="0" w:color="auto"/>
-              <w:right w:val="single" w:sz="4" w:space="0" w:color="auto"/>
-            </w:tcBorders>
-          </w:tcPr>
-          <w:p>
-            <w:pPr>
-              <w:rPr>
-                <w:rFonts w:ascii="Calibri" w:eastAsia="DengXian" w:hAnsi="Calibri"/>
-                <w:sz w:val="24"/>
-              </w:rPr>
-            </w:pPr>
-            <w:r>
-              <w:rPr>
-                <w:rFonts w:ascii="Calibri" w:eastAsia="DengXian" w:hAnsi="Calibri" w:hint="eastAsia"/>
-                <w:sz w:val="24"/>
-              </w:rPr>
-              <w:t>发票号：</w:t>
-            </w:r>
-            <w:r>
-              <w:rPr>
-                <w:rFonts w:ascii="DengXian" w:eastAsia="DengXian" w:hAnsi="DengXian"/>
-                <w:sz w:val="24"/>
-              </w:rPr>
-              <w:t>{{</w:t>
-            </w:r>
-            <w:proofErr w:type="spellStart"/>
-            <w:r>
-              <w:rPr>
-                <w:rFonts w:ascii="DengXian" w:eastAsia="DengXian" w:hAnsi="DengXian"/>
-                <w:sz w:val="24"/>
-              </w:rPr>
-              <w:t>invoiceNum</w:t>
-            </w:r>
-            <w:proofErr w:type="spellEnd"/>
-            <w:r>
-              <w:rPr>
-                <w:rFonts w:ascii="DengXian" w:eastAsia="DengXian" w:hAnsi="DengXian"/>
-                <w:sz w:val="24"/>
-              </w:rPr>
-              <w:t>}}</w:t>
-            </w:r>
-          </w:p>
-        </w:tc>
-      </w:tr>
-      <w:tr>
-        <w:trPr>
-          <w:trHeight w:val="569"/>
-        </w:trPr>
-        <w:tc>
-          <w:tcPr>
-            <w:tcW w:w="15224" w:type="dxa"/>
-            <w:gridSpan w:val="7"/>
-            <w:tcBorders>
-              <w:top w:val="single" w:sz="4" w:space="0" w:color="auto"/>
-              <w:left w:val="single" w:sz="4" w:space="0" w:color="auto"/>
-              <w:bottom w:val="single" w:sz="4" w:space="0" w:color="auto"/>
-              <w:right w:val="single" w:sz="4" w:space="0" w:color="auto"/>
-            </w:tcBorders>
+            <w:shd w:val="clear" w:color="auto" w:fill="auto"/>
+            <w:vAlign w:val="center"/>
           </w:tcPr>
           <w:p>
             <w:pPr>
